--- a/HỘ KINH DOANH VẬN TẢI BẢO LONG/HKD_BAOLONG_DENGHI.docx
+++ b/HỘ KINH DOANH VẬN TẢI BẢO LONG/HKD_BAOLONG_DENGHI.docx
@@ -146,7 +146,7 @@
               </wp:anchor>
             </w:drawing>
           </mc:Choice>
-          <mc:Fallback xmlns:w16sdtfl="http://schemas.microsoft.com/office/word/2024/wordml/sdtformatlock" xmlns:w16sdtdh="http://schemas.microsoft.com/office/word/2020/wordml/sdtdatahash" xmlns:w16du="http://schemas.microsoft.com/office/word/2023/wordml/word16du" xmlns:w16="http://schemas.microsoft.com/office/word/2018/wordml" xmlns:w16cid="http://schemas.microsoft.com/office/word/2016/wordml/cid" xmlns:w16cex="http://schemas.microsoft.com/office/word/2018/wordml/cex" xmlns:oel="http://schemas.microsoft.com/office/2019/extlst" xmlns:am3d="http://schemas.microsoft.com/office/drawing/2017/model3d" xmlns:aink="http://schemas.microsoft.com/office/drawing/2016/ink" xmlns:cx8="http://schemas.microsoft.com/office/drawing/2016/5/14/chartex" xmlns:cx7="http://schemas.microsoft.com/office/drawing/2016/5/13/chartex" xmlns:cx6="http://schemas.microsoft.com/office/drawing/2016/5/12/chartex" xmlns:cx5="http://schemas.microsoft.com/office/drawing/2016/5/11/chartex" xmlns:cx4="http://schemas.microsoft.com/office/drawing/2016/5/10/chartex" xmlns:cx3="http://schemas.microsoft.com/office/drawing/2016/5/9/chartex" xmlns:cx2="http://schemas.microsoft.com/office/drawing/2015/10/21/chartex">
+          <mc:Fallback xmlns:cx2="http://schemas.microsoft.com/office/drawing/2015/10/21/chartex" xmlns:cx3="http://schemas.microsoft.com/office/drawing/2016/5/9/chartex" xmlns:cx4="http://schemas.microsoft.com/office/drawing/2016/5/10/chartex" xmlns:cx5="http://schemas.microsoft.com/office/drawing/2016/5/11/chartex" xmlns:cx6="http://schemas.microsoft.com/office/drawing/2016/5/12/chartex" xmlns:cx7="http://schemas.microsoft.com/office/drawing/2016/5/13/chartex" xmlns:cx8="http://schemas.microsoft.com/office/drawing/2016/5/14/chartex" xmlns:aink="http://schemas.microsoft.com/office/drawing/2016/ink" xmlns:am3d="http://schemas.microsoft.com/office/drawing/2017/model3d" xmlns:oel="http://schemas.microsoft.com/office/2019/extlst" xmlns:w16cex="http://schemas.microsoft.com/office/word/2018/wordml/cex" xmlns:w16cid="http://schemas.microsoft.com/office/word/2016/wordml/cid" xmlns:w16="http://schemas.microsoft.com/office/word/2018/wordml" xmlns:w16du="http://schemas.microsoft.com/office/word/2023/wordml/word16du" xmlns:w16sdtdh="http://schemas.microsoft.com/office/word/2020/wordml/sdtdatahash" xmlns:w16sdtfl="http://schemas.microsoft.com/office/word/2024/wordml/sdtformatlock">
             <w:pict>
               <v:line w14:anchorId="787BDFBF" id="Straight Connector 1378541316" o:spid="_x0000_s1026" style="position:absolute;z-index:251659264;visibility:visible;mso-wrap-style:square;mso-width-percent:0;mso-height-percent:0;mso-wrap-distance-left:9pt;mso-wrap-distance-top:-3e-5mm;mso-wrap-distance-right:9pt;mso-wrap-distance-bottom:-3e-5mm;mso-position-horizontal:absolute;mso-position-horizontal-relative:text;mso-position-vertical:absolute;mso-position-vertical-relative:text;mso-width-percent:0;mso-height-percent:0;mso-width-relative:page;mso-height-relative:page" from="147.15pt,2.85pt" to="306.85pt,2.85pt" o:gfxdata="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"/>
             </w:pict>
@@ -1584,7 +1584,7 @@
               </wp:anchor>
             </w:drawing>
           </mc:Choice>
-          <mc:Fallback xmlns:w16sdtfl="http://schemas.microsoft.com/office/word/2024/wordml/sdtformatlock" xmlns:w16sdtdh="http://schemas.microsoft.com/office/word/2020/wordml/sdtdatahash" xmlns:w16du="http://schemas.microsoft.com/office/word/2023/wordml/word16du" xmlns:w16="http://schemas.microsoft.com/office/word/2018/wordml" xmlns:w16cid="http://schemas.microsoft.com/office/word/2016/wordml/cid" xmlns:w16cex="http://schemas.microsoft.com/office/word/2018/wordml/cex" xmlns:oel="http://schemas.microsoft.com/office/2019/extlst" xmlns:am3d="http://schemas.microsoft.com/office/drawing/2017/model3d" xmlns:aink="http://schemas.microsoft.com/office/drawing/2016/ink" xmlns:cx8="http://schemas.microsoft.com/office/drawing/2016/5/14/chartex" xmlns:cx7="http://schemas.microsoft.com/office/drawing/2016/5/13/chartex" xmlns:cx6="http://schemas.microsoft.com/office/drawing/2016/5/12/chartex" xmlns:cx5="http://schemas.microsoft.com/office/drawing/2016/5/11/chartex" xmlns:cx4="http://schemas.microsoft.com/office/drawing/2016/5/10/chartex" xmlns:cx3="http://schemas.microsoft.com/office/drawing/2016/5/9/chartex" xmlns:cx2="http://schemas.microsoft.com/office/drawing/2015/10/21/chartex">
+          <mc:Fallback xmlns:cx2="http://schemas.microsoft.com/office/drawing/2015/10/21/chartex" xmlns:cx3="http://schemas.microsoft.com/office/drawing/2016/5/9/chartex" xmlns:cx4="http://schemas.microsoft.com/office/drawing/2016/5/10/chartex" xmlns:cx5="http://schemas.microsoft.com/office/drawing/2016/5/11/chartex" xmlns:cx6="http://schemas.microsoft.com/office/drawing/2016/5/12/chartex" xmlns:cx7="http://schemas.microsoft.com/office/drawing/2016/5/13/chartex" xmlns:cx8="http://schemas.microsoft.com/office/drawing/2016/5/14/chartex" xmlns:aink="http://schemas.microsoft.com/office/drawing/2016/ink" xmlns:am3d="http://schemas.microsoft.com/office/drawing/2017/model3d" xmlns:oel="http://schemas.microsoft.com/office/2019/extlst" xmlns:w16cex="http://schemas.microsoft.com/office/word/2018/wordml/cex" xmlns:w16cid="http://schemas.microsoft.com/office/word/2016/wordml/cid" xmlns:w16="http://schemas.microsoft.com/office/word/2018/wordml" xmlns:w16du="http://schemas.microsoft.com/office/word/2023/wordml/word16du" xmlns:w16sdtdh="http://schemas.microsoft.com/office/word/2020/wordml/sdtdatahash" xmlns:w16sdtfl="http://schemas.microsoft.com/office/word/2024/wordml/sdtformatlock">
             <w:pict>
               <v:rect w14:anchorId="5DCE6F84" id="Rectangle 1501725178" o:spid="_x0000_s1026" style="position:absolute;margin-left:35.3pt;margin-top:.1pt;width:18pt;height:17.25pt;z-index:251664384;visibility:visible;mso-wrap-style:square;mso-width-percent:0;mso-height-percent:0;mso-wrap-distance-left:9pt;mso-wrap-distance-top:0;mso-wrap-distance-right:9pt;mso-wrap-distance-bottom:0;mso-position-horizontal:absolute;mso-position-horizontal-relative:text;mso-position-vertical:absolute;mso-position-vertical-relative:text;mso-width-percent:0;mso-height-percent:0;mso-width-relative:page;mso-height-relative:page;v-text-anchor:top" o:gfxdata="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"/>
             </w:pict>
@@ -2519,6 +2519,386 @@
           </w:p>
         </w:tc>
       </w:tr>
+      <w:tr>
+        <w:tblPrEx>
+          <w:tblBorders>
+            <w:top w:val="none" w:sz="0" w:space="0" w:color="auto"/>
+            <w:left w:val="none" w:sz="0" w:space="0" w:color="auto"/>
+            <w:bottom w:val="none" w:sz="0" w:space="0" w:color="auto"/>
+            <w:right w:val="none" w:sz="0" w:space="0" w:color="auto"/>
+            <w:insideH w:val="none" w:sz="0" w:space="0" w:color="auto"/>
+            <w:insideV w:val="none" w:sz="0" w:space="0" w:color="auto"/>
+          </w:tblBorders>
+        </w:tblPrEx>
+        <w:trPr>
+          <w:trHeight w:val="526"/>
+        </w:trPr>
+        <w:tc>
+          <w:tcPr>
+            <w:tcW w:w="1129" w:type="dxa"/>
+            <w:tcBorders>
+              <w:top w:val="single" w:sz="4" w:space="0" w:color="000000"/>
+              <w:left w:val="single" w:sz="4" w:space="0" w:color="000000"/>
+              <w:bottom w:val="single" w:sz="4" w:space="0" w:color="000000"/>
+            </w:tcBorders>
+            <w:vAlign w:val="center"/>
+          </w:tcPr>
+          <w:p>
+            <w:pPr>
+              <w:tabs>
+                <w:tab w:val="left" w:leader="dot" w:pos="9072"/>
+              </w:tabs>
+              <w:suppressAutoHyphens/>
+              <w:snapToGrid w:val="0"/>
+              <w:spacing w:before="120"/>
+              <w:ind w:firstLine="567"/>
+              <w:jc w:val="both"/>
+              <w:rPr>
+                <w:rFonts w:eastAsia="Times New Roman"/>
+                <w:sz w:val="26"/>
+                <w:szCs w:val="26"/>
+                <w:lang w:eastAsia="zh-CN"/>
+              </w:rPr>
+            </w:pPr>
+            <w:r>
+              <w:rPr>
+                <w:rFonts w:eastAsia="Times New Roman"/>
+                <w:sz w:val="26"/>
+                <w:szCs w:val="26"/>
+                <w:lang w:eastAsia="zh-CN"/>
+              </w:rPr>
+              <w:t>5</w:t>
+            </w:r>
+          </w:p>
+        </w:tc>
+        <w:tc>
+          <w:tcPr>
+            <w:tcW w:w="4253" w:type="dxa"/>
+            <w:tcBorders>
+              <w:top w:val="single" w:sz="4" w:space="0" w:color="000000"/>
+              <w:left w:val="single" w:sz="4" w:space="0" w:color="000000"/>
+              <w:bottom w:val="single" w:sz="4" w:space="0" w:color="000000"/>
+            </w:tcBorders>
+            <w:vAlign w:val="center"/>
+          </w:tcPr>
+          <w:p>
+            <w:pPr>
+              <w:tabs>
+                <w:tab w:val="left" w:leader="dot" w:pos="9072"/>
+              </w:tabs>
+              <w:suppressAutoHyphens/>
+              <w:snapToGrid w:val="0"/>
+              <w:spacing w:before="120"/>
+              <w:rPr>
+                <w:rFonts w:eastAsia="Times New Roman"/>
+                <w:b/>
+                <w:bCs/>
+                <w:sz w:val="26"/>
+                <w:szCs w:val="26"/>
+                <w:lang w:eastAsia="zh-CN"/>
+              </w:rPr>
+            </w:pPr>
+            <w:r>
+              <w:rPr>
+                <w:rFonts w:eastAsia="Times New Roman"/>
+                <w:b/>
+                <w:bCs/>
+                <w:sz w:val="26"/>
+                <w:szCs w:val="26"/>
+                <w:lang w:eastAsia="zh-CN"/>
+              </w:rPr>
+              <w:t>Hoạt động dịch vụ trung gian cho vận tải hàng hóa</w:t>
+            </w:r>
+          </w:p>
+          <w:p>
+            <w:pPr>
+              <w:tabs>
+                <w:tab w:val="left" w:leader="dot" w:pos="9072"/>
+              </w:tabs>
+              <w:suppressAutoHyphens/>
+              <w:snapToGrid w:val="0"/>
+              <w:spacing w:before="120"/>
+              <w:rPr>
+                <w:rFonts w:eastAsia="Times New Roman"/>
+                <w:bCs/>
+                <w:sz w:val="26"/>
+                <w:szCs w:val="26"/>
+                <w:lang w:eastAsia="zh-CN"/>
+              </w:rPr>
+            </w:pPr>
+            <w:r>
+              <w:rPr>
+                <w:rFonts w:eastAsia="Times New Roman"/>
+                <w:bCs/>
+                <w:sz w:val="26"/>
+                <w:szCs w:val="26"/>
+                <w:lang w:eastAsia="zh-CN"/>
+              </w:rPr>
+              <w:lastRenderedPageBreak/>
+              <w:t>Chi tiết: Đại lý làm thủ tục hải quan đối với hàng hóa xuất khẩu, nhập khẩu.</w:t>
+            </w:r>
+          </w:p>
+        </w:tc>
+        <w:tc>
+          <w:tcPr>
+            <w:tcW w:w="1843" w:type="dxa"/>
+            <w:tcBorders>
+              <w:top w:val="single" w:sz="4" w:space="0" w:color="000000"/>
+              <w:left w:val="single" w:sz="4" w:space="0" w:color="000000"/>
+              <w:bottom w:val="single" w:sz="4" w:space="0" w:color="000000"/>
+              <w:right w:val="single" w:sz="4" w:space="0" w:color="000000"/>
+            </w:tcBorders>
+            <w:vAlign w:val="center"/>
+          </w:tcPr>
+          <w:p>
+            <w:pPr>
+              <w:tabs>
+                <w:tab w:val="left" w:leader="dot" w:pos="9072"/>
+              </w:tabs>
+              <w:suppressAutoHyphens/>
+              <w:snapToGrid w:val="0"/>
+              <w:spacing w:before="120"/>
+              <w:ind w:firstLine="567"/>
+              <w:jc w:val="both"/>
+              <w:rPr>
+                <w:b/>
+                <w:bCs/>
+                <w:sz w:val="26"/>
+                <w:szCs w:val="26"/>
+              </w:rPr>
+            </w:pPr>
+            <w:r>
+              <w:rPr>
+                <w:b/>
+                <w:bCs/>
+                <w:sz w:val="26"/>
+                <w:szCs w:val="26"/>
+              </w:rPr>
+              <w:lastRenderedPageBreak/>
+              <w:t>5231</w:t>
+            </w:r>
+          </w:p>
+        </w:tc>
+        <w:tc>
+          <w:tcPr>
+            <w:tcW w:w="1275" w:type="dxa"/>
+            <w:tcBorders>
+              <w:top w:val="single" w:sz="4" w:space="0" w:color="000000"/>
+              <w:left w:val="single" w:sz="4" w:space="0" w:color="000000"/>
+              <w:bottom w:val="single" w:sz="4" w:space="0" w:color="000000"/>
+              <w:right w:val="single" w:sz="4" w:space="0" w:color="000000"/>
+            </w:tcBorders>
+            <w:vAlign w:val="center"/>
+          </w:tcPr>
+          <w:p>
+            <w:pPr>
+              <w:tabs>
+                <w:tab w:val="left" w:leader="dot" w:pos="9072"/>
+              </w:tabs>
+              <w:suppressAutoHyphens/>
+              <w:snapToGrid w:val="0"/>
+              <w:spacing w:before="120"/>
+              <w:jc w:val="center"/>
+              <w:rPr>
+                <w:rFonts w:eastAsia="Times New Roman"/>
+                <w:sz w:val="26"/>
+                <w:szCs w:val="26"/>
+                <w:lang w:eastAsia="zh-CN"/>
+              </w:rPr>
+            </w:pPr>
+          </w:p>
+        </w:tc>
+      </w:tr>
+      <w:tr>
+        <w:tblPrEx>
+          <w:tblBorders>
+            <w:top w:val="none" w:sz="0" w:space="0" w:color="auto"/>
+            <w:left w:val="none" w:sz="0" w:space="0" w:color="auto"/>
+            <w:bottom w:val="none" w:sz="0" w:space="0" w:color="auto"/>
+            <w:right w:val="none" w:sz="0" w:space="0" w:color="auto"/>
+            <w:insideH w:val="none" w:sz="0" w:space="0" w:color="auto"/>
+            <w:insideV w:val="none" w:sz="0" w:space="0" w:color="auto"/>
+          </w:tblBorders>
+        </w:tblPrEx>
+        <w:trPr>
+          <w:trHeight w:val="526"/>
+        </w:trPr>
+        <w:tc>
+          <w:tcPr>
+            <w:tcW w:w="1129" w:type="dxa"/>
+            <w:tcBorders>
+              <w:top w:val="single" w:sz="4" w:space="0" w:color="000000"/>
+              <w:left w:val="single" w:sz="4" w:space="0" w:color="000000"/>
+              <w:bottom w:val="single" w:sz="4" w:space="0" w:color="000000"/>
+            </w:tcBorders>
+            <w:vAlign w:val="center"/>
+          </w:tcPr>
+          <w:p>
+            <w:pPr>
+              <w:tabs>
+                <w:tab w:val="left" w:leader="dot" w:pos="9072"/>
+              </w:tabs>
+              <w:suppressAutoHyphens/>
+              <w:snapToGrid w:val="0"/>
+              <w:spacing w:before="120"/>
+              <w:ind w:firstLine="567"/>
+              <w:jc w:val="both"/>
+              <w:rPr>
+                <w:rFonts w:eastAsia="Times New Roman"/>
+                <w:sz w:val="26"/>
+                <w:szCs w:val="26"/>
+                <w:lang w:eastAsia="zh-CN"/>
+              </w:rPr>
+            </w:pPr>
+            <w:r>
+              <w:rPr>
+                <w:rFonts w:eastAsia="Times New Roman"/>
+                <w:sz w:val="26"/>
+                <w:szCs w:val="26"/>
+                <w:lang w:eastAsia="zh-CN"/>
+              </w:rPr>
+              <w:t>6</w:t>
+            </w:r>
+          </w:p>
+        </w:tc>
+        <w:tc>
+          <w:tcPr>
+            <w:tcW w:w="4253" w:type="dxa"/>
+            <w:tcBorders>
+              <w:top w:val="single" w:sz="4" w:space="0" w:color="000000"/>
+              <w:left w:val="single" w:sz="4" w:space="0" w:color="000000"/>
+              <w:bottom w:val="single" w:sz="4" w:space="0" w:color="000000"/>
+            </w:tcBorders>
+            <w:vAlign w:val="center"/>
+          </w:tcPr>
+          <w:p>
+            <w:pPr>
+              <w:tabs>
+                <w:tab w:val="left" w:leader="dot" w:pos="9072"/>
+              </w:tabs>
+              <w:suppressAutoHyphens/>
+              <w:snapToGrid w:val="0"/>
+              <w:spacing w:before="120"/>
+              <w:rPr>
+                <w:rFonts w:eastAsia="Times New Roman"/>
+                <w:b/>
+                <w:bCs/>
+                <w:sz w:val="26"/>
+                <w:szCs w:val="26"/>
+                <w:lang w:eastAsia="zh-CN"/>
+              </w:rPr>
+            </w:pPr>
+            <w:r>
+              <w:rPr>
+                <w:rFonts w:eastAsia="Times New Roman"/>
+                <w:b/>
+                <w:bCs/>
+                <w:sz w:val="26"/>
+                <w:szCs w:val="26"/>
+                <w:lang w:eastAsia="zh-CN"/>
+              </w:rPr>
+              <w:t>Cho thuê xe có động cơ</w:t>
+            </w:r>
+          </w:p>
+          <w:p>
+            <w:pPr>
+              <w:tabs>
+                <w:tab w:val="left" w:leader="dot" w:pos="9072"/>
+              </w:tabs>
+              <w:suppressAutoHyphens/>
+              <w:snapToGrid w:val="0"/>
+              <w:spacing w:before="120"/>
+              <w:rPr>
+                <w:rFonts w:eastAsia="Times New Roman"/>
+                <w:bCs/>
+                <w:sz w:val="26"/>
+                <w:szCs w:val="26"/>
+                <w:lang w:eastAsia="zh-CN"/>
+              </w:rPr>
+            </w:pPr>
+            <w:bookmarkStart w:id="2" w:name="_GoBack"/>
+            <w:r>
+              <w:rPr>
+                <w:rFonts w:eastAsia="Times New Roman"/>
+                <w:bCs/>
+                <w:sz w:val="26"/>
+                <w:szCs w:val="26"/>
+                <w:lang w:eastAsia="zh-CN"/>
+              </w:rPr>
+              <w:t>Chi tiết: Cho thuê ô tô và xe có động cơ khác không kèm người lái.</w:t>
+            </w:r>
+            <w:bookmarkEnd w:id="2"/>
+          </w:p>
+        </w:tc>
+        <w:tc>
+          <w:tcPr>
+            <w:tcW w:w="1843" w:type="dxa"/>
+            <w:tcBorders>
+              <w:top w:val="single" w:sz="4" w:space="0" w:color="000000"/>
+              <w:left w:val="single" w:sz="4" w:space="0" w:color="000000"/>
+              <w:bottom w:val="single" w:sz="4" w:space="0" w:color="000000"/>
+              <w:right w:val="single" w:sz="4" w:space="0" w:color="000000"/>
+            </w:tcBorders>
+            <w:vAlign w:val="center"/>
+          </w:tcPr>
+          <w:p>
+            <w:pPr>
+              <w:tabs>
+                <w:tab w:val="left" w:leader="dot" w:pos="9072"/>
+              </w:tabs>
+              <w:suppressAutoHyphens/>
+              <w:snapToGrid w:val="0"/>
+              <w:spacing w:before="120"/>
+              <w:ind w:firstLine="567"/>
+              <w:jc w:val="both"/>
+              <w:rPr>
+                <w:b/>
+                <w:bCs/>
+                <w:sz w:val="26"/>
+                <w:szCs w:val="26"/>
+              </w:rPr>
+            </w:pPr>
+            <w:r>
+              <w:rPr>
+                <w:b/>
+                <w:bCs/>
+                <w:sz w:val="26"/>
+                <w:szCs w:val="26"/>
+              </w:rPr>
+              <w:t>7710</w:t>
+            </w:r>
+          </w:p>
+        </w:tc>
+        <w:tc>
+          <w:tcPr>
+            <w:tcW w:w="1275" w:type="dxa"/>
+            <w:tcBorders>
+              <w:top w:val="single" w:sz="4" w:space="0" w:color="000000"/>
+              <w:left w:val="single" w:sz="4" w:space="0" w:color="000000"/>
+              <w:bottom w:val="single" w:sz="4" w:space="0" w:color="000000"/>
+              <w:right w:val="single" w:sz="4" w:space="0" w:color="000000"/>
+            </w:tcBorders>
+            <w:vAlign w:val="center"/>
+          </w:tcPr>
+          <w:p>
+            <w:pPr>
+              <w:tabs>
+                <w:tab w:val="left" w:leader="dot" w:pos="9072"/>
+              </w:tabs>
+              <w:suppressAutoHyphens/>
+              <w:snapToGrid w:val="0"/>
+              <w:spacing w:before="120"/>
+              <w:jc w:val="center"/>
+              <w:rPr>
+                <w:rFonts w:eastAsia="Times New Roman"/>
+                <w:sz w:val="26"/>
+                <w:szCs w:val="26"/>
+                <w:lang w:eastAsia="zh-CN"/>
+              </w:rPr>
+            </w:pPr>
+          </w:p>
+        </w:tc>
+      </w:tr>
     </w:tbl>
     <w:bookmarkEnd w:id="1"/>
     <w:p>
@@ -2706,7 +3086,6 @@
           <w:sz w:val="26"/>
           <w:szCs w:val="26"/>
         </w:rPr>
-        <w:lastRenderedPageBreak/>
         <w:t xml:space="preserve">5.1. Địa chỉ nhận thông báo thuế </w:t>
       </w:r>
       <w:r>
@@ -3506,7 +3885,7 @@
                     </wp:anchor>
                   </w:drawing>
                 </mc:Choice>
-                <mc:Fallback xmlns:w16sdtfl="http://schemas.microsoft.com/office/word/2024/wordml/sdtformatlock" xmlns:w16sdtdh="http://schemas.microsoft.com/office/word/2020/wordml/sdtdatahash" xmlns:w16du="http://schemas.microsoft.com/office/word/2023/wordml/word16du" xmlns:w16="http://schemas.microsoft.com/office/word/2018/wordml" xmlns:w16cid="http://schemas.microsoft.com/office/word/2016/wordml/cid" xmlns:w16cex="http://schemas.microsoft.com/office/word/2018/wordml/cex" xmlns:oel="http://schemas.microsoft.com/office/2019/extlst" xmlns:am3d="http://schemas.microsoft.com/office/drawing/2017/model3d" xmlns:aink="http://schemas.microsoft.com/office/drawing/2016/ink" xmlns:cx8="http://schemas.microsoft.com/office/drawing/2016/5/14/chartex" xmlns:cx7="http://schemas.microsoft.com/office/drawing/2016/5/13/chartex" xmlns:cx6="http://schemas.microsoft.com/office/drawing/2016/5/12/chartex" xmlns:cx5="http://schemas.microsoft.com/office/drawing/2016/5/11/chartex" xmlns:cx4="http://schemas.microsoft.com/office/drawing/2016/5/10/chartex" xmlns:cx3="http://schemas.microsoft.com/office/drawing/2016/5/9/chartex" xmlns:cx2="http://schemas.microsoft.com/office/drawing/2015/10/21/chartex">
+                <mc:Fallback xmlns:cx2="http://schemas.microsoft.com/office/drawing/2015/10/21/chartex" xmlns:cx3="http://schemas.microsoft.com/office/drawing/2016/5/9/chartex" xmlns:cx4="http://schemas.microsoft.com/office/drawing/2016/5/10/chartex" xmlns:cx5="http://schemas.microsoft.com/office/drawing/2016/5/11/chartex" xmlns:cx6="http://schemas.microsoft.com/office/drawing/2016/5/12/chartex" xmlns:cx7="http://schemas.microsoft.com/office/drawing/2016/5/13/chartex" xmlns:cx8="http://schemas.microsoft.com/office/drawing/2016/5/14/chartex" xmlns:aink="http://schemas.microsoft.com/office/drawing/2016/ink" xmlns:am3d="http://schemas.microsoft.com/office/drawing/2017/model3d" xmlns:oel="http://schemas.microsoft.com/office/2019/extlst" xmlns:w16cex="http://schemas.microsoft.com/office/word/2018/wordml/cex" xmlns:w16cid="http://schemas.microsoft.com/office/word/2016/wordml/cid" xmlns:w16="http://schemas.microsoft.com/office/word/2018/wordml" xmlns:w16du="http://schemas.microsoft.com/office/word/2023/wordml/word16du" xmlns:w16sdtdh="http://schemas.microsoft.com/office/word/2020/wordml/sdtdatahash" xmlns:w16sdtfl="http://schemas.microsoft.com/office/word/2024/wordml/sdtformatlock">
                   <w:pict>
                     <v:rect w14:anchorId="23B44E7C" id="Rectangle 504395446" o:spid="_x0000_s1026" style="position:absolute;margin-left:152.05pt;margin-top:-.95pt;width:18pt;height:17.25pt;z-index:251661312;visibility:visible;mso-wrap-style:square;mso-width-percent:0;mso-height-percent:0;mso-wrap-distance-left:9pt;mso-wrap-distance-top:0;mso-wrap-distance-right:9pt;mso-wrap-distance-bottom:0;mso-position-horizontal:absolute;mso-position-horizontal-relative:text;mso-position-vertical:absolute;mso-position-vertical-relative:text;mso-width-percent:0;mso-height-percent:0;mso-width-relative:page;mso-height-relative:page;v-text-anchor:top" o:gfxdata="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"/>
                   </w:pict>
@@ -3662,7 +4041,7 @@
           <w:szCs w:val="26"/>
         </w:rPr>
       </w:pPr>
-      <w:bookmarkStart w:id="2" w:name="_Hlk153694676"/>
+      <w:bookmarkStart w:id="3" w:name="_Hlk153694676"/>
       <w:r>
         <w:rPr>
           <w:rFonts w:eastAsia="Times New Roman"/>
@@ -4612,16 +4991,25 @@
         </w:rPr>
         <w:t xml:space="preserve"> </w:t>
       </w:r>
-      <w:bookmarkStart w:id="3" w:name="_Hlk144312687"/>
-      <w:r>
-        <w:rPr>
-          <w:rFonts w:eastAsia="Times New Roman"/>
-          <w:sz w:val="26"/>
-          <w:szCs w:val="26"/>
-        </w:rPr>
-        <w:t>đồng ý chia sẻ thông tin cá nhân được lưu giữ tại Cơ sở dữ liệu quốc gia về dân cư cho Cơ quan đăng ký kinh doanh cấp xã, Cơ quan quản lý nhà nước về đăng ký kinh doanh để phục vụ công tác quản lý nhà nước về đăng ký hộ kinh doanh theo quy định</w:t>
-      </w:r>
-      <w:bookmarkEnd w:id="3"/>
+      <w:bookmarkStart w:id="4" w:name="_Hlk144312687"/>
+      <w:r>
+        <w:rPr>
+          <w:rFonts w:eastAsia="Times New Roman"/>
+          <w:sz w:val="26"/>
+          <w:szCs w:val="26"/>
+        </w:rPr>
+        <w:t xml:space="preserve">đồng ý chia sẻ thông tin cá nhân được </w:t>
+      </w:r>
+      <w:r>
+        <w:rPr>
+          <w:rFonts w:eastAsia="Times New Roman"/>
+          <w:sz w:val="26"/>
+          <w:szCs w:val="26"/>
+        </w:rPr>
+        <w:lastRenderedPageBreak/>
+        <w:t>lưu giữ tại Cơ sở dữ liệu quốc gia về dân cư cho Cơ quan đăng ký kinh doanh cấp xã, Cơ quan quản lý nhà nước về đăng ký kinh doanh để phục vụ công tác quản lý nhà nước về đăng ký hộ kinh doanh theo quy định</w:t>
+      </w:r>
+      <w:bookmarkEnd w:id="4"/>
       <w:r>
         <w:rPr>
           <w:rFonts w:eastAsia="Times New Roman"/>
@@ -5087,12 +5475,10 @@
               </w:rPr>
               <w:t>BÙI VĂN VƯƠNG</w:t>
             </w:r>
-            <w:bookmarkStart w:id="4" w:name="_GoBack"/>
-            <w:bookmarkEnd w:id="4"/>
           </w:p>
         </w:tc>
       </w:tr>
-      <w:bookmarkEnd w:id="2"/>
+      <w:bookmarkEnd w:id="3"/>
     </w:tbl>
     <w:p>
       <w:pPr>
@@ -5407,7 +5793,7 @@
           <w:rPr>
             <w:noProof/>
           </w:rPr>
-          <w:t>3</w:t>
+          <w:t>4</w:t>
         </w:r>
         <w:r>
           <w:rPr>
